--- a/gdp_tempo_paper/manuscript/table1_model_metrics.docx
+++ b/gdp_tempo_paper/manuscript/table1_model_metrics.docx
@@ -494,7 +494,7 @@
                 <w:i w:val="0"/>
                 <w:sz w:val="20"/>
               </w:rPr>
-              <w:t>3.095</w:t>
+              <w:t>3.094</w:t>
             </w:r>
           </w:p>
         </w:tc>
@@ -528,7 +528,7 @@
                 <w:i w:val="0"/>
                 <w:sz w:val="20"/>
               </w:rPr>
-              <w:t>4.068</w:t>
+              <w:t>4.069</w:t>
             </w:r>
           </w:p>
         </w:tc>

--- a/gdp_tempo_paper/manuscript/table1_model_metrics.docx
+++ b/gdp_tempo_paper/manuscript/table1_model_metrics.docx
@@ -494,7 +494,7 @@
                 <w:i w:val="0"/>
                 <w:sz w:val="20"/>
               </w:rPr>
-              <w:t>3.094</w:t>
+              <w:t>3.095</w:t>
             </w:r>
           </w:p>
         </w:tc>
@@ -528,7 +528,7 @@
                 <w:i w:val="0"/>
                 <w:sz w:val="20"/>
               </w:rPr>
-              <w:t>4.069</w:t>
+              <w:t>4.068</w:t>
             </w:r>
           </w:p>
         </w:tc>

--- a/gdp_tempo_paper/manuscript/table1_model_metrics.docx
+++ b/gdp_tempo_paper/manuscript/table1_model_metrics.docx
@@ -4,14 +4,14 @@
   <w:body>
     <w:p>
       <w:pPr>
-        <w:spacing w:before="240" w:after="120"/>
+        <w:spacing w:before="360" w:after="120" w:line="480" w:lineRule="auto"/>
       </w:pPr>
       <w:r>
         <w:rPr>
           <w:rFonts w:ascii="Times New Roman" w:hAnsi="Times New Roman" w:eastAsia="MS Mincho"/>
           <w:b/>
           <w:i w:val="0"/>
-          <w:sz w:val="26"/>
+          <w:sz w:val="28"/>
         </w:rPr>
         <w:t>Table 1. M0-M4: in-sample and out-of-sample performance across 39 countries.</w:t>
       </w:r>

--- a/gdp_tempo_paper/manuscript/table1_model_metrics.docx
+++ b/gdp_tempo_paper/manuscript/table1_model_metrics.docx
@@ -5,6 +5,7 @@
     <w:p>
       <w:pPr>
         <w:spacing w:before="360" w:after="120" w:line="480" w:lineRule="auto"/>
+        <w:jc w:val="center"/>
       </w:pPr>
       <w:r>
         <w:rPr>
@@ -13,7 +14,7 @@
           <w:i w:val="0"/>
           <w:sz w:val="28"/>
         </w:rPr>
-        <w:t>Table 1. M0-M4: in-sample and out-of-sample performance across 39 countries.</w:t>
+        <w:t>TABLE 1. M0-M4: IN-SAMPLE AND OUT-OF-SAMPLE PERFORMANCE ACROSS 39 COUNTRIES.</w:t>
       </w:r>
     </w:p>
     <w:tbl>
@@ -21,6 +22,14 @@
         <w:tblStyle w:val="TableGrid"/>
         <w:tblW w:type="auto" w:w="0"/>
         <w:tblLook w:firstColumn="1" w:firstRow="1" w:lastColumn="0" w:lastRow="0" w:noHBand="0" w:noVBand="1" w:val="04A0"/>
+        <w:tblBorders>
+          <w:left w:val="none" w:sz="0" w:space="0" w:color="auto"/>
+          <w:right w:val="none" w:sz="0" w:space="0" w:color="auto"/>
+          <w:insideV w:val="none" w:sz="0" w:space="0" w:color="auto"/>
+          <w:top w:val="single" w:sz="4" w:space="0" w:color="000000"/>
+          <w:bottom w:val="single" w:sz="4" w:space="0" w:color="000000"/>
+          <w:insideH w:val="single" w:sz="4" w:space="0" w:color="000000"/>
+        </w:tblBorders>
       </w:tblPr>
       <w:tblGrid>
         <w:gridCol w:w="1440"/>

--- a/gdp_tempo_paper/manuscript/table1_model_metrics.docx
+++ b/gdp_tempo_paper/manuscript/table1_model_metrics.docx
@@ -121,7 +121,7 @@
                 <w:i w:val="0"/>
                 <w:sz w:val="20"/>
               </w:rPr>
-              <w:t>Level MAPE median (\%)</w:t>
+              <w:t>Level MAPE median (%)</w:t>
             </w:r>
           </w:p>
         </w:tc>
@@ -138,7 +138,7 @@
                 <w:i w:val="0"/>
                 <w:sz w:val="20"/>
               </w:rPr>
-              <w:t>OOS MAPE median (\%)</w:t>
+              <w:t>OOS MAPE median (%)</w:t>
             </w:r>
           </w:p>
         </w:tc>
@@ -278,7 +278,7 @@
                 <w:i w:val="0"/>
                 <w:sz w:val="20"/>
               </w:rPr>
-              <w:t>Constant lag $\mu^\star$</w:t>
+              <w:t>Constant lag μ*</w:t>
             </w:r>
           </w:p>
         </w:tc>
@@ -382,7 +382,7 @@
                 <w:i w:val="0"/>
                 <w:sz w:val="20"/>
               </w:rPr>
-              <w:t>Time-varying lag $\mu(t)=\mu_0+\mu_1(t-t_0)$</w:t>
+              <w:t>Time-varying lag μ(t) = μ₀ + μ₁(t − t₀)</w:t>
             </w:r>
           </w:p>
         </w:tc>
@@ -486,7 +486,7 @@
                 <w:i w:val="0"/>
                 <w:sz w:val="20"/>
               </w:rPr>
-              <w:t>Instant PIM + intangible $K_I$</w:t>
+              <w:t>Instant PIM + intangible Kᵢ</w:t>
             </w:r>
           </w:p>
         </w:tc>
@@ -590,7 +590,7 @@
                 <w:i w:val="0"/>
                 <w:sz w:val="20"/>
               </w:rPr>
-              <w:t>Joint tempo+intangible (GDP \&amp; CWON)</w:t>
+              <w:t>Joint tempo+intangible (GDP &amp; CWON)</w:t>
             </w:r>
           </w:p>
         </w:tc>

--- a/gdp_tempo_paper/manuscript/table1_model_metrics.docx
+++ b/gdp_tempo_paper/manuscript/table1_model_metrics.docx
@@ -278,7 +278,25 @@
                 <w:i w:val="0"/>
                 <w:sz w:val="20"/>
               </w:rPr>
-              <w:t>Constant lag μ*</w:t>
+              <w:t xml:space="preserve">Constant lag </w:t>
+            </w:r>
+            <w:r>
+              <w:rPr>
+                <w:rFonts w:ascii="Times New Roman" w:hAnsi="Times New Roman" w:eastAsia="MS Mincho"/>
+                <w:b w:val="0"/>
+                <w:i/>
+                <w:sz w:val="20"/>
+              </w:rPr>
+              <w:t>μ</w:t>
+            </w:r>
+            <w:r>
+              <w:rPr>
+                <w:rFonts w:ascii="Times New Roman" w:hAnsi="Times New Roman" w:eastAsia="MS Mincho"/>
+                <w:b w:val="0"/>
+                <w:i w:val="0"/>
+                <w:sz w:val="20"/>
+              </w:rPr>
+              <w:t>*</w:t>
             </w:r>
           </w:p>
         </w:tc>
@@ -382,7 +400,61 @@
                 <w:i w:val="0"/>
                 <w:sz w:val="20"/>
               </w:rPr>
-              <w:t>Time-varying lag μ(t) = μ₀ + μ₁(t − t₀)</w:t>
+              <w:t xml:space="preserve">Time-varying lag </w:t>
+            </w:r>
+            <w:r>
+              <w:rPr>
+                <w:rFonts w:ascii="Times New Roman" w:hAnsi="Times New Roman" w:eastAsia="MS Mincho"/>
+                <w:b w:val="0"/>
+                <w:i/>
+                <w:sz w:val="20"/>
+              </w:rPr>
+              <w:t>μ</w:t>
+            </w:r>
+            <w:r>
+              <w:rPr>
+                <w:rFonts w:ascii="Times New Roman" w:hAnsi="Times New Roman" w:eastAsia="MS Mincho"/>
+                <w:b w:val="0"/>
+                <w:i w:val="0"/>
+                <w:sz w:val="20"/>
+              </w:rPr>
+              <w:t xml:space="preserve">(t) = </w:t>
+            </w:r>
+            <w:r>
+              <w:rPr>
+                <w:rFonts w:ascii="Times New Roman" w:hAnsi="Times New Roman" w:eastAsia="MS Mincho"/>
+                <w:b w:val="0"/>
+                <w:i/>
+                <w:sz w:val="20"/>
+              </w:rPr>
+              <w:t>μ</w:t>
+            </w:r>
+            <w:r>
+              <w:rPr>
+                <w:rFonts w:ascii="Times New Roman" w:hAnsi="Times New Roman" w:eastAsia="MS Mincho"/>
+                <w:b w:val="0"/>
+                <w:i w:val="0"/>
+                <w:sz w:val="20"/>
+              </w:rPr>
+              <w:t xml:space="preserve">₀ + </w:t>
+            </w:r>
+            <w:r>
+              <w:rPr>
+                <w:rFonts w:ascii="Times New Roman" w:hAnsi="Times New Roman" w:eastAsia="MS Mincho"/>
+                <w:b w:val="0"/>
+                <w:i/>
+                <w:sz w:val="20"/>
+              </w:rPr>
+              <w:t>μ</w:t>
+            </w:r>
+            <w:r>
+              <w:rPr>
+                <w:rFonts w:ascii="Times New Roman" w:hAnsi="Times New Roman" w:eastAsia="MS Mincho"/>
+                <w:b w:val="0"/>
+                <w:i w:val="0"/>
+                <w:sz w:val="20"/>
+              </w:rPr>
+              <w:t>₁(t − t₀)</w:t>
             </w:r>
           </w:p>
         </w:tc>

--- a/gdp_tempo_paper/manuscript/table1_model_metrics.docx
+++ b/gdp_tempo_paper/manuscript/table1_model_metrics.docx
@@ -4,8 +4,7 @@
   <w:body>
     <w:p>
       <w:pPr>
-        <w:spacing w:before="360" w:after="120" w:line="480" w:lineRule="auto"/>
-        <w:jc w:val="center"/>
+        <w:spacing w:before="360" w:after="120" w:line="360" w:lineRule="auto"/>
       </w:pPr>
       <w:r>
         <w:rPr>
@@ -14,7 +13,7 @@
           <w:i w:val="0"/>
           <w:sz w:val="28"/>
         </w:rPr>
-        <w:t>TABLE 1. M0-M4: IN-SAMPLE AND OUT-OF-SAMPLE PERFORMANCE ACROSS 39 COUNTRIES.</w:t>
+        <w:t>Table 1. M0-M4: in-sample and out-of-sample performance across 39 countries.</w:t>
       </w:r>
     </w:p>
     <w:tbl>
